--- a/MosWord2019.WinForms/Projects/Word2019_P17/starter.docx
+++ b/MosWord2019.WinForms/Projects/Word2019_P17/starter.docx
@@ -1,6 +1,6 @@
 
 <file path=word/document.xml><?xml version="1.0" encoding="utf-8"?>
-<w:document xmlns:wpc="http://schemas.microsoft.com/office/word/2010/wordprocessingCanvas" xmlns:cx="http://schemas.microsoft.com/office/drawing/2014/chartex" xmlns:cx1="http://schemas.microsoft.com/office/drawing/2015/9/8/chartex" xmlns:cx2="http://schemas.microsoft.com/office/drawing/2015/10/21/chartex" xmlns:cx3="http://schemas.microsoft.com/office/drawing/2016/5/9/chartex" xmlns:cx4="http://schemas.microsoft.com/office/drawing/2016/5/10/chartex" xmlns:cx5="http://schemas.microsoft.com/office/drawing/2016/5/11/chartex" xmlns:cx6="http://schemas.microsoft.com/office/drawing/2016/5/12/chartex" xmlns:cx7="http://schemas.microsoft.com/office/drawing/2016/5/13/chartex" xmlns:cx8="http://schemas.microsoft.com/office/drawing/2016/5/14/chartex" xmlns:mc="http://schemas.openxmlformats.org/markup-compatibility/2006" xmlns:aink="http://schemas.microsoft.com/office/drawing/2016/ink" xmlns:am3d="http://schemas.microsoft.com/office/drawing/2017/model3d" xmlns:o="urn:schemas-microsoft-com:office:office" xmlns:r="http://schemas.openxmlformats.org/officeDocument/2006/relationships" xmlns:m="http://schemas.openxmlformats.org/officeDocument/2006/math" xmlns:v="urn:schemas-microsoft-com:vml" xmlns:wp14="http://schemas.microsoft.com/office/word/2010/wordprocessingDrawing" xmlns:wp="http://schemas.openxmlformats.org/drawingml/2006/wordprocessingDrawing" xmlns:w10="urn:schemas-microsoft-com:office:word" xmlns:w="http://schemas.openxmlformats.org/wordprocessingml/2006/main" xmlns:w14="http://schemas.microsoft.com/office/word/2010/wordml" xmlns:w15="http://schemas.microsoft.com/office/word/2012/wordml" xmlns:w16cex="http://schemas.microsoft.com/office/word/2018/wordml/cex" xmlns:w16cid="http://schemas.microsoft.com/office/word/2016/wordml/cid" xmlns:w16="http://schemas.microsoft.com/office/word/2018/wordml" xmlns:w16se="http://schemas.microsoft.com/office/word/2015/wordml/symex" xmlns:wpg="http://schemas.microsoft.com/office/word/2010/wordprocessingGroup" xmlns:wpi="http://schemas.microsoft.com/office/word/2010/wordprocessingInk" xmlns:wne="http://schemas.microsoft.com/office/word/2006/wordml" xmlns:wps="http://schemas.microsoft.com/office/word/2010/wordprocessingShape" mc:Ignorable="w14 w15 w16se w16cid w16 w16cex wp14">
+<w:document xmlns:wpc="http://schemas.microsoft.com/office/word/2010/wordprocessingCanvas" xmlns:cx="http://schemas.microsoft.com/office/drawing/2014/chartex" xmlns:cx1="http://schemas.microsoft.com/office/drawing/2015/9/8/chartex" xmlns:cx2="http://schemas.microsoft.com/office/drawing/2015/10/21/chartex" xmlns:cx3="http://schemas.microsoft.com/office/drawing/2016/5/9/chartex" xmlns:cx4="http://schemas.microsoft.com/office/drawing/2016/5/10/chartex" xmlns:cx5="http://schemas.microsoft.com/office/drawing/2016/5/11/chartex" xmlns:cx6="http://schemas.microsoft.com/office/drawing/2016/5/12/chartex" xmlns:cx7="http://schemas.microsoft.com/office/drawing/2016/5/13/chartex" xmlns:cx8="http://schemas.microsoft.com/office/drawing/2016/5/14/chartex" xmlns:mc="http://schemas.openxmlformats.org/markup-compatibility/2006" xmlns:aink="http://schemas.microsoft.com/office/drawing/2016/ink" xmlns:am3d="http://schemas.microsoft.com/office/drawing/2017/model3d" xmlns:o="urn:schemas-microsoft-com:office:office" xmlns:r="http://schemas.openxmlformats.org/officeDocument/2006/relationships" xmlns:m="http://schemas.openxmlformats.org/officeDocument/2006/math" xmlns:v="urn:schemas-microsoft-com:vml" xmlns:wp14="http://schemas.microsoft.com/office/word/2010/wordprocessingDrawing" xmlns:wp="http://schemas.openxmlformats.org/drawingml/2006/wordprocessingDrawing" xmlns:w10="urn:schemas-microsoft-com:office:word" xmlns:w="http://schemas.openxmlformats.org/wordprocessingml/2006/main" xmlns:w14="http://schemas.microsoft.com/office/word/2010/wordml" xmlns:w15="http://schemas.microsoft.com/office/word/2012/wordml" xmlns:w16cex="http://schemas.microsoft.com/office/word/2018/wordml/cex" xmlns:w16cid="http://schemas.microsoft.com/office/word/2016/wordml/cid" xmlns:w16="http://schemas.microsoft.com/office/word/2018/wordml" xmlns:w16sdtdh="http://schemas.microsoft.com/office/word/2020/wordml/sdtdatahash" xmlns:w16se="http://schemas.microsoft.com/office/word/2015/wordml/symex" xmlns:wpg="http://schemas.microsoft.com/office/word/2010/wordprocessingGroup" xmlns:wpi="http://schemas.microsoft.com/office/word/2010/wordprocessingInk" xmlns:wne="http://schemas.microsoft.com/office/word/2006/wordml" xmlns:wps="http://schemas.microsoft.com/office/word/2010/wordprocessingShape" mc:Ignorable="w14 w15 w16se w16cid w16 w16cex w16sdtdh wp14">
   <w:body>
     <w:sdt>
       <w:sdtPr>
@@ -586,17 +586,25 @@
         </w:rPr>
         <w:lastRenderedPageBreak/>
         <w:drawing>
-          <wp:anchor distT="0" distB="0" distL="114300" distR="114300" simplePos="0" relativeHeight="251660288" behindDoc="1" locked="0" layoutInCell="1" allowOverlap="1" wp14:anchorId="15E689AE" wp14:editId="33F0BA46">
+          <wp:anchor distT="0" distB="0" distL="114300" distR="114300" simplePos="0" relativeHeight="251660288" behindDoc="1" locked="0" layoutInCell="1" allowOverlap="1" wp14:anchorId="15E689AE" wp14:editId="2A6CD116">
             <wp:simplePos x="0" y="0"/>
             <wp:positionH relativeFrom="column">
-              <wp:posOffset>5133975</wp:posOffset>
+              <wp:posOffset>5135880</wp:posOffset>
             </wp:positionH>
             <wp:positionV relativeFrom="paragraph">
               <wp:posOffset>0</wp:posOffset>
             </wp:positionV>
             <wp:extent cx="1828165" cy="3655695"/>
             <wp:effectExtent l="0" t="0" r="635" b="1905"/>
-            <wp:wrapSquare wrapText="bothSides"/>
+            <wp:wrapTight wrapText="bothSides">
+              <wp:wrapPolygon edited="0">
+                <wp:start x="0" y="0"/>
+                <wp:lineTo x="0" y="21499"/>
+                <wp:lineTo x="21382" y="21499"/>
+                <wp:lineTo x="21382" y="0"/>
+                <wp:lineTo x="0" y="0"/>
+              </wp:wrapPolygon>
+            </wp:wrapTight>
             <wp:docPr id="1" name="Picture 1" descr="A picture containing table, cup, indoor, coffee&#10;&#10;Description generated with very high confidence"/>
             <wp:cNvGraphicFramePr>
               <a:graphicFrameLocks xmlns:a="http://schemas.openxmlformats.org/drawingml/2006/main" noChangeAspect="1"/>
@@ -671,13 +679,8 @@
       </w:r>
     </w:p>
     <w:p>
-      <w:proofErr w:type="spellStart"/>
       <w:r>
-        <w:t>Himalyan</w:t>
-      </w:r>
-      <w:proofErr w:type="spellEnd"/>
-      <w:r>
-        <w:t xml:space="preserve"> Coffee house has three groups of five-hour shifts for all employees.  These are:</w:t>
+        <w:t>Himalyan Coffee house has three groups of five-hour shifts for all employees.  These are:</w:t>
       </w:r>
     </w:p>
     <w:p>
@@ -739,6 +742,7 @@
         <w:rPr>
           <w:noProof/>
         </w:rPr>
+        <w:lastRenderedPageBreak/>
         <w:drawing>
           <wp:inline distT="0" distB="0" distL="0" distR="0" wp14:anchorId="76D04FC4" wp14:editId="4CE97BAC">
             <wp:extent cx="5324475" cy="2800350"/>
@@ -769,7 +773,7 @@
 </file>
 
 <file path=word/endnotes.xml><?xml version="1.0" encoding="utf-8"?>
-<w:endnotes xmlns:wpc="http://schemas.microsoft.com/office/word/2010/wordprocessingCanvas" xmlns:cx="http://schemas.microsoft.com/office/drawing/2014/chartex" xmlns:cx1="http://schemas.microsoft.com/office/drawing/2015/9/8/chartex" xmlns:cx2="http://schemas.microsoft.com/office/drawing/2015/10/21/chartex" xmlns:cx3="http://schemas.microsoft.com/office/drawing/2016/5/9/chartex" xmlns:cx4="http://schemas.microsoft.com/office/drawing/2016/5/10/chartex" xmlns:cx5="http://schemas.microsoft.com/office/drawing/2016/5/11/chartex" xmlns:cx6="http://schemas.microsoft.com/office/drawing/2016/5/12/chartex" xmlns:cx7="http://schemas.microsoft.com/office/drawing/2016/5/13/chartex" xmlns:cx8="http://schemas.microsoft.com/office/drawing/2016/5/14/chartex" xmlns:mc="http://schemas.openxmlformats.org/markup-compatibility/2006" xmlns:aink="http://schemas.microsoft.com/office/drawing/2016/ink" xmlns:am3d="http://schemas.microsoft.com/office/drawing/2017/model3d" xmlns:o="urn:schemas-microsoft-com:office:office" xmlns:r="http://schemas.openxmlformats.org/officeDocument/2006/relationships" xmlns:m="http://schemas.openxmlformats.org/officeDocument/2006/math" xmlns:v="urn:schemas-microsoft-com:vml" xmlns:wp14="http://schemas.microsoft.com/office/word/2010/wordprocessingDrawing" xmlns:wp="http://schemas.openxmlformats.org/drawingml/2006/wordprocessingDrawing" xmlns:w10="urn:schemas-microsoft-com:office:word" xmlns:w="http://schemas.openxmlformats.org/wordprocessingml/2006/main" xmlns:w14="http://schemas.microsoft.com/office/word/2010/wordml" xmlns:w15="http://schemas.microsoft.com/office/word/2012/wordml" xmlns:w16cex="http://schemas.microsoft.com/office/word/2018/wordml/cex" xmlns:w16cid="http://schemas.microsoft.com/office/word/2016/wordml/cid" xmlns:w16="http://schemas.microsoft.com/office/word/2018/wordml" xmlns:w16se="http://schemas.microsoft.com/office/word/2015/wordml/symex" xmlns:wpg="http://schemas.microsoft.com/office/word/2010/wordprocessingGroup" xmlns:wpi="http://schemas.microsoft.com/office/word/2010/wordprocessingInk" xmlns:wne="http://schemas.microsoft.com/office/word/2006/wordml" xmlns:wps="http://schemas.microsoft.com/office/word/2010/wordprocessingShape" mc:Ignorable="w14 w15 w16se w16cid w16 w16cex wp14">
+<w:endnotes xmlns:wpc="http://schemas.microsoft.com/office/word/2010/wordprocessingCanvas" xmlns:cx="http://schemas.microsoft.com/office/drawing/2014/chartex" xmlns:cx1="http://schemas.microsoft.com/office/drawing/2015/9/8/chartex" xmlns:cx2="http://schemas.microsoft.com/office/drawing/2015/10/21/chartex" xmlns:cx3="http://schemas.microsoft.com/office/drawing/2016/5/9/chartex" xmlns:cx4="http://schemas.microsoft.com/office/drawing/2016/5/10/chartex" xmlns:cx5="http://schemas.microsoft.com/office/drawing/2016/5/11/chartex" xmlns:cx6="http://schemas.microsoft.com/office/drawing/2016/5/12/chartex" xmlns:cx7="http://schemas.microsoft.com/office/drawing/2016/5/13/chartex" xmlns:cx8="http://schemas.microsoft.com/office/drawing/2016/5/14/chartex" xmlns:mc="http://schemas.openxmlformats.org/markup-compatibility/2006" xmlns:aink="http://schemas.microsoft.com/office/drawing/2016/ink" xmlns:am3d="http://schemas.microsoft.com/office/drawing/2017/model3d" xmlns:o="urn:schemas-microsoft-com:office:office" xmlns:r="http://schemas.openxmlformats.org/officeDocument/2006/relationships" xmlns:m="http://schemas.openxmlformats.org/officeDocument/2006/math" xmlns:v="urn:schemas-microsoft-com:vml" xmlns:wp14="http://schemas.microsoft.com/office/word/2010/wordprocessingDrawing" xmlns:wp="http://schemas.openxmlformats.org/drawingml/2006/wordprocessingDrawing" xmlns:w10="urn:schemas-microsoft-com:office:word" xmlns:w="http://schemas.openxmlformats.org/wordprocessingml/2006/main" xmlns:w14="http://schemas.microsoft.com/office/word/2010/wordml" xmlns:w15="http://schemas.microsoft.com/office/word/2012/wordml" xmlns:w16cex="http://schemas.microsoft.com/office/word/2018/wordml/cex" xmlns:w16cid="http://schemas.microsoft.com/office/word/2016/wordml/cid" xmlns:w16="http://schemas.microsoft.com/office/word/2018/wordml" xmlns:w16sdtdh="http://schemas.microsoft.com/office/word/2020/wordml/sdtdatahash" xmlns:w16se="http://schemas.microsoft.com/office/word/2015/wordml/symex" xmlns:wpg="http://schemas.microsoft.com/office/word/2010/wordprocessingGroup" xmlns:wpi="http://schemas.microsoft.com/office/word/2010/wordprocessingInk" xmlns:wne="http://schemas.microsoft.com/office/word/2006/wordml" xmlns:wps="http://schemas.microsoft.com/office/word/2010/wordprocessingShape" mc:Ignorable="w14 w15 w16se w16cid w16 w16cex w16sdtdh wp14">
   <w:endnote w:type="separator" w:id="-1">
     <w:p>
       <w:pPr>
@@ -794,7 +798,7 @@
 </file>
 
 <file path=word/footnotes.xml><?xml version="1.0" encoding="utf-8"?>
-<w:footnotes xmlns:wpc="http://schemas.microsoft.com/office/word/2010/wordprocessingCanvas" xmlns:cx="http://schemas.microsoft.com/office/drawing/2014/chartex" xmlns:cx1="http://schemas.microsoft.com/office/drawing/2015/9/8/chartex" xmlns:cx2="http://schemas.microsoft.com/office/drawing/2015/10/21/chartex" xmlns:cx3="http://schemas.microsoft.com/office/drawing/2016/5/9/chartex" xmlns:cx4="http://schemas.microsoft.com/office/drawing/2016/5/10/chartex" xmlns:cx5="http://schemas.microsoft.com/office/drawing/2016/5/11/chartex" xmlns:cx6="http://schemas.microsoft.com/office/drawing/2016/5/12/chartex" xmlns:cx7="http://schemas.microsoft.com/office/drawing/2016/5/13/chartex" xmlns:cx8="http://schemas.microsoft.com/office/drawing/2016/5/14/chartex" xmlns:mc="http://schemas.openxmlformats.org/markup-compatibility/2006" xmlns:aink="http://schemas.microsoft.com/office/drawing/2016/ink" xmlns:am3d="http://schemas.microsoft.com/office/drawing/2017/model3d" xmlns:o="urn:schemas-microsoft-com:office:office" xmlns:r="http://schemas.openxmlformats.org/officeDocument/2006/relationships" xmlns:m="http://schemas.openxmlformats.org/officeDocument/2006/math" xmlns:v="urn:schemas-microsoft-com:vml" xmlns:wp14="http://schemas.microsoft.com/office/word/2010/wordprocessingDrawing" xmlns:wp="http://schemas.openxmlformats.org/drawingml/2006/wordprocessingDrawing" xmlns:w10="urn:schemas-microsoft-com:office:word" xmlns:w="http://schemas.openxmlformats.org/wordprocessingml/2006/main" xmlns:w14="http://schemas.microsoft.com/office/word/2010/wordml" xmlns:w15="http://schemas.microsoft.com/office/word/2012/wordml" xmlns:w16cex="http://schemas.microsoft.com/office/word/2018/wordml/cex" xmlns:w16cid="http://schemas.microsoft.com/office/word/2016/wordml/cid" xmlns:w16="http://schemas.microsoft.com/office/word/2018/wordml" xmlns:w16se="http://schemas.microsoft.com/office/word/2015/wordml/symex" xmlns:wpg="http://schemas.microsoft.com/office/word/2010/wordprocessingGroup" xmlns:wpi="http://schemas.microsoft.com/office/word/2010/wordprocessingInk" xmlns:wne="http://schemas.microsoft.com/office/word/2006/wordml" xmlns:wps="http://schemas.microsoft.com/office/word/2010/wordprocessingShape" mc:Ignorable="w14 w15 w16se w16cid w16 w16cex wp14">
+<w:footnotes xmlns:wpc="http://schemas.microsoft.com/office/word/2010/wordprocessingCanvas" xmlns:cx="http://schemas.microsoft.com/office/drawing/2014/chartex" xmlns:cx1="http://schemas.microsoft.com/office/drawing/2015/9/8/chartex" xmlns:cx2="http://schemas.microsoft.com/office/drawing/2015/10/21/chartex" xmlns:cx3="http://schemas.microsoft.com/office/drawing/2016/5/9/chartex" xmlns:cx4="http://schemas.microsoft.com/office/drawing/2016/5/10/chartex" xmlns:cx5="http://schemas.microsoft.com/office/drawing/2016/5/11/chartex" xmlns:cx6="http://schemas.microsoft.com/office/drawing/2016/5/12/chartex" xmlns:cx7="http://schemas.microsoft.com/office/drawing/2016/5/13/chartex" xmlns:cx8="http://schemas.microsoft.com/office/drawing/2016/5/14/chartex" xmlns:mc="http://schemas.openxmlformats.org/markup-compatibility/2006" xmlns:aink="http://schemas.microsoft.com/office/drawing/2016/ink" xmlns:am3d="http://schemas.microsoft.com/office/drawing/2017/model3d" xmlns:o="urn:schemas-microsoft-com:office:office" xmlns:r="http://schemas.openxmlformats.org/officeDocument/2006/relationships" xmlns:m="http://schemas.openxmlformats.org/officeDocument/2006/math" xmlns:v="urn:schemas-microsoft-com:vml" xmlns:wp14="http://schemas.microsoft.com/office/word/2010/wordprocessingDrawing" xmlns:wp="http://schemas.openxmlformats.org/drawingml/2006/wordprocessingDrawing" xmlns:w10="urn:schemas-microsoft-com:office:word" xmlns:w="http://schemas.openxmlformats.org/wordprocessingml/2006/main" xmlns:w14="http://schemas.microsoft.com/office/word/2010/wordml" xmlns:w15="http://schemas.microsoft.com/office/word/2012/wordml" xmlns:w16cex="http://schemas.microsoft.com/office/word/2018/wordml/cex" xmlns:w16cid="http://schemas.microsoft.com/office/word/2016/wordml/cid" xmlns:w16="http://schemas.microsoft.com/office/word/2018/wordml" xmlns:w16sdtdh="http://schemas.microsoft.com/office/word/2020/wordml/sdtdatahash" xmlns:w16se="http://schemas.microsoft.com/office/word/2015/wordml/symex" xmlns:wpg="http://schemas.microsoft.com/office/word/2010/wordprocessingGroup" xmlns:wpi="http://schemas.microsoft.com/office/word/2010/wordprocessingInk" xmlns:wne="http://schemas.microsoft.com/office/word/2006/wordml" xmlns:wps="http://schemas.microsoft.com/office/word/2010/wordprocessingShape" mc:Ignorable="w14 w15 w16se w16cid w16 w16cex w16sdtdh wp14">
   <w:footnote w:type="separator" w:id="-1">
     <w:p>
       <w:pPr>
@@ -819,7 +823,7 @@
 </file>
 
 <file path=word/numbering.xml><?xml version="1.0" encoding="utf-8"?>
-<w:numbering xmlns:wpc="http://schemas.microsoft.com/office/word/2010/wordprocessingCanvas" xmlns:cx="http://schemas.microsoft.com/office/drawing/2014/chartex" xmlns:cx1="http://schemas.microsoft.com/office/drawing/2015/9/8/chartex" xmlns:cx2="http://schemas.microsoft.com/office/drawing/2015/10/21/chartex" xmlns:cx3="http://schemas.microsoft.com/office/drawing/2016/5/9/chartex" xmlns:cx4="http://schemas.microsoft.com/office/drawing/2016/5/10/chartex" xmlns:cx5="http://schemas.microsoft.com/office/drawing/2016/5/11/chartex" xmlns:cx6="http://schemas.microsoft.com/office/drawing/2016/5/12/chartex" xmlns:cx7="http://schemas.microsoft.com/office/drawing/2016/5/13/chartex" xmlns:cx8="http://schemas.microsoft.com/office/drawing/2016/5/14/chartex" xmlns:mc="http://schemas.openxmlformats.org/markup-compatibility/2006" xmlns:aink="http://schemas.microsoft.com/office/drawing/2016/ink" xmlns:am3d="http://schemas.microsoft.com/office/drawing/2017/model3d" xmlns:o="urn:schemas-microsoft-com:office:office" xmlns:r="http://schemas.openxmlformats.org/officeDocument/2006/relationships" xmlns:m="http://schemas.openxmlformats.org/officeDocument/2006/math" xmlns:v="urn:schemas-microsoft-com:vml" xmlns:wp14="http://schemas.microsoft.com/office/word/2010/wordprocessingDrawing" xmlns:wp="http://schemas.openxmlformats.org/drawingml/2006/wordprocessingDrawing" xmlns:w10="urn:schemas-microsoft-com:office:word" xmlns:w="http://schemas.openxmlformats.org/wordprocessingml/2006/main" xmlns:w14="http://schemas.microsoft.com/office/word/2010/wordml" xmlns:w15="http://schemas.microsoft.com/office/word/2012/wordml" xmlns:w16cex="http://schemas.microsoft.com/office/word/2018/wordml/cex" xmlns:w16cid="http://schemas.microsoft.com/office/word/2016/wordml/cid" xmlns:w16="http://schemas.microsoft.com/office/word/2018/wordml" xmlns:w16se="http://schemas.microsoft.com/office/word/2015/wordml/symex" xmlns:wpg="http://schemas.microsoft.com/office/word/2010/wordprocessingGroup" xmlns:wpi="http://schemas.microsoft.com/office/word/2010/wordprocessingInk" xmlns:wne="http://schemas.microsoft.com/office/word/2006/wordml" xmlns:wps="http://schemas.microsoft.com/office/word/2010/wordprocessingShape" mc:Ignorable="w14 w15 w16se w16cid w16 w16cex wp14">
+<w:numbering xmlns:wpc="http://schemas.microsoft.com/office/word/2010/wordprocessingCanvas" xmlns:cx="http://schemas.microsoft.com/office/drawing/2014/chartex" xmlns:cx1="http://schemas.microsoft.com/office/drawing/2015/9/8/chartex" xmlns:cx2="http://schemas.microsoft.com/office/drawing/2015/10/21/chartex" xmlns:cx3="http://schemas.microsoft.com/office/drawing/2016/5/9/chartex" xmlns:cx4="http://schemas.microsoft.com/office/drawing/2016/5/10/chartex" xmlns:cx5="http://schemas.microsoft.com/office/drawing/2016/5/11/chartex" xmlns:cx6="http://schemas.microsoft.com/office/drawing/2016/5/12/chartex" xmlns:cx7="http://schemas.microsoft.com/office/drawing/2016/5/13/chartex" xmlns:cx8="http://schemas.microsoft.com/office/drawing/2016/5/14/chartex" xmlns:mc="http://schemas.openxmlformats.org/markup-compatibility/2006" xmlns:aink="http://schemas.microsoft.com/office/drawing/2016/ink" xmlns:am3d="http://schemas.microsoft.com/office/drawing/2017/model3d" xmlns:o="urn:schemas-microsoft-com:office:office" xmlns:r="http://schemas.openxmlformats.org/officeDocument/2006/relationships" xmlns:m="http://schemas.openxmlformats.org/officeDocument/2006/math" xmlns:v="urn:schemas-microsoft-com:vml" xmlns:wp14="http://schemas.microsoft.com/office/word/2010/wordprocessingDrawing" xmlns:wp="http://schemas.openxmlformats.org/drawingml/2006/wordprocessingDrawing" xmlns:w10="urn:schemas-microsoft-com:office:word" xmlns:w="http://schemas.openxmlformats.org/wordprocessingml/2006/main" xmlns:w14="http://schemas.microsoft.com/office/word/2010/wordml" xmlns:w15="http://schemas.microsoft.com/office/word/2012/wordml" xmlns:w16cex="http://schemas.microsoft.com/office/word/2018/wordml/cex" xmlns:w16cid="http://schemas.microsoft.com/office/word/2016/wordml/cid" xmlns:w16="http://schemas.microsoft.com/office/word/2018/wordml" xmlns:w16sdtdh="http://schemas.microsoft.com/office/word/2020/wordml/sdtdatahash" xmlns:w16se="http://schemas.microsoft.com/office/word/2015/wordml/symex" xmlns:wpg="http://schemas.microsoft.com/office/word/2010/wordprocessingGroup" xmlns:wpi="http://schemas.microsoft.com/office/word/2010/wordprocessingInk" xmlns:wne="http://schemas.microsoft.com/office/word/2006/wordml" xmlns:wps="http://schemas.microsoft.com/office/word/2010/wordprocessingShape" mc:Ignorable="w14 w15 w16se w16cid w16 w16cex w16sdtdh wp14">
   <w:abstractNum w:abstractNumId="0" w15:restartNumberingAfterBreak="0">
     <w:nsid w:val="19BC65C1"/>
     <w:multiLevelType w:val="hybridMultilevel"/>
@@ -913,7 +917,7 @@
 </file>
 
 <file path=word/styles.xml><?xml version="1.0" encoding="utf-8"?>
-<w:styles xmlns:mc="http://schemas.openxmlformats.org/markup-compatibility/2006" xmlns:r="http://schemas.openxmlformats.org/officeDocument/2006/relationships" xmlns:w="http://schemas.openxmlformats.org/wordprocessingml/2006/main" xmlns:w14="http://schemas.microsoft.com/office/word/2010/wordml" xmlns:w15="http://schemas.microsoft.com/office/word/2012/wordml" xmlns:w16cex="http://schemas.microsoft.com/office/word/2018/wordml/cex" xmlns:w16cid="http://schemas.microsoft.com/office/word/2016/wordml/cid" xmlns:w16="http://schemas.microsoft.com/office/word/2018/wordml" xmlns:w16se="http://schemas.microsoft.com/office/word/2015/wordml/symex" mc:Ignorable="w14 w15 w16se w16cid w16 w16cex">
+<w:styles xmlns:mc="http://schemas.openxmlformats.org/markup-compatibility/2006" xmlns:r="http://schemas.openxmlformats.org/officeDocument/2006/relationships" xmlns:w="http://schemas.openxmlformats.org/wordprocessingml/2006/main" xmlns:w14="http://schemas.microsoft.com/office/word/2010/wordml" xmlns:w15="http://schemas.microsoft.com/office/word/2012/wordml" xmlns:w16cex="http://schemas.microsoft.com/office/word/2018/wordml/cex" xmlns:w16cid="http://schemas.microsoft.com/office/word/2016/wordml/cid" xmlns:w16="http://schemas.microsoft.com/office/word/2018/wordml" xmlns:w16sdtdh="http://schemas.microsoft.com/office/word/2020/wordml/sdtdatahash" xmlns:w16se="http://schemas.microsoft.com/office/word/2015/wordml/symex" mc:Ignorable="w14 w15 w16se w16cid w16 w16cex w16sdtdh">
   <w:docDefaults>
     <w:rPrDefault>
       <w:rPr>
